--- a/deliverables/V4-V11_SYNC/PACKAGES/NEW_V07_Synchronized_Production_Package/05_SHORTS/Three_Candidate_Shorts.docx
+++ b/deliverables/V4-V11_SYNC/PACKAGES/NEW_V07_Synchronized_Production_Package/05_SHORTS/Three_Candidate_Shorts.docx
@@ -106,7 +106,7 @@
         <w:rPr>
           <w:sz w:val="21"/>
         </w:rPr>
-        <w:t>Wednesday, September 16, 2026 | 1:46 PM CT</w:t>
+        <w:t>Wednesday, September 16, 2026 | 3:16 PM CT</w:t>
       </w:r>
     </w:p>
     <w:p>
@@ -292,7 +292,7 @@
                 <w:i w:val="0"/>
                 <w:sz w:val="17"/>
               </w:rPr>
-              <w:t>68</w:t>
+              <w:t>132</w:t>
             </w:r>
           </w:p>
         </w:tc>
@@ -311,7 +311,7 @@
                 <w:i w:val="0"/>
                 <w:sz w:val="17"/>
               </w:rPr>
-              <w:t>0:25</w:t>
+              <w:t>0:48</w:t>
             </w:r>
           </w:p>
         </w:tc>
@@ -448,7 +448,7 @@
                 <w:i w:val="0"/>
                 <w:sz w:val="17"/>
               </w:rPr>
-              <w:t>71</w:t>
+              <w:t>101</w:t>
             </w:r>
           </w:p>
         </w:tc>
@@ -467,7 +467,7 @@
                 <w:i w:val="0"/>
                 <w:sz w:val="17"/>
               </w:rPr>
-              <w:t>0:26</w:t>
+              <w:t>0:37</w:t>
             </w:r>
           </w:p>
         </w:tc>
@@ -542,7 +542,7 @@
           <w:i w:val="0"/>
           <w:sz w:val="26"/>
         </w:rPr>
-        <w:t>Two people can both be good at their jobs.</w:t>
+        <w:t>Two people can both be good at their jobs. Both dependable. Both experienced. Both working hard.</w:t>
       </w:r>
     </w:p>
     <w:p>
@@ -571,7 +571,7 @@
           <w:i w:val="0"/>
           <w:sz w:val="22"/>
         </w:rPr>
-        <w:t>Then a bigger opportunity opens.</w:t>
+        <w:t>Then a bigger opportunity opens. One person’s name comes up. The other person’s does not.</w:t>
       </w:r>
     </w:p>
     <w:p>
@@ -584,7 +584,7 @@
           <w:i w:val="0"/>
           <w:sz w:val="22"/>
         </w:rPr>
-        <w:t>One person’s name comes up.</w:t>
+        <w:t>I have seen versions of that happen inside organizations, and the difference is not always who worked harder. Sometimes the person who gets the bigger role has something the other person does not have yet: evidence people can already see at the next level.</w:t>
       </w:r>
     </w:p>
     <w:p>
@@ -597,59 +597,7 @@
           <w:i w:val="0"/>
           <w:sz w:val="22"/>
         </w:rPr>
-        <w:t>The other person’s does not.</w:t>
-      </w:r>
-    </w:p>
-    <w:p>
-      <w:pPr>
-        <w:spacing w:before="0" w:after="80"/>
-      </w:pPr>
-      <w:r>
-        <w:rPr>
-          <w:b w:val="0"/>
-          <w:i w:val="0"/>
-          <w:sz w:val="22"/>
-        </w:rPr>
-        <w:t>And sometimes the difference has nothing to do with capability at all.</w:t>
-      </w:r>
-    </w:p>
-    <w:p>
-      <w:pPr>
-        <w:spacing w:before="0" w:after="80"/>
-      </w:pPr>
-      <w:r>
-        <w:rPr>
-          <w:b w:val="0"/>
-          <w:i w:val="0"/>
-          <w:sz w:val="22"/>
-        </w:rPr>
-        <w:t>Access matters.</w:t>
-      </w:r>
-    </w:p>
-    <w:p>
-      <w:pPr>
-        <w:spacing w:before="0" w:after="80"/>
-      </w:pPr>
-      <w:r>
-        <w:rPr>
-          <w:b w:val="0"/>
-          <w:i w:val="0"/>
-          <w:sz w:val="22"/>
-        </w:rPr>
-        <w:t>Sponsorship matters.</w:t>
-      </w:r>
-    </w:p>
-    <w:p>
-      <w:pPr>
-        <w:spacing w:before="0" w:after="80"/>
-      </w:pPr>
-      <w:r>
-        <w:rPr>
-          <w:b w:val="0"/>
-          <w:i w:val="0"/>
-          <w:sz w:val="22"/>
-        </w:rPr>
-        <w:t>Bias and politics can matter too.</w:t>
+        <w:t>And sometimes the difference has nothing to do with capability at all. Access matters. Sponsorship matters. Bias and politics can matter too.</w:t>
       </w:r>
     </w:p>
     <w:p>
@@ -679,6 +627,19 @@
           <w:sz w:val="22"/>
         </w:rPr>
         <w:t>Keep one question in mind: if a bigger role opened tomorrow, what evidence would someone in that room point to for you?</w:t>
+      </w:r>
+    </w:p>
+    <w:p>
+      <w:pPr>
+        <w:spacing w:before="0" w:after="80"/>
+      </w:pPr>
+      <w:r>
+        <w:rPr>
+          <w:b/>
+          <w:i w:val="0"/>
+          <w:sz w:val="22"/>
+        </w:rPr>
+        <w:t>Not what would you say about yourself. What could they already point to?</w:t>
       </w:r>
     </w:p>
     <w:p>
@@ -802,46 +763,7 @@
           <w:i w:val="0"/>
           <w:sz w:val="22"/>
         </w:rPr>
-        <w:t>What decisions will I get to make?</w:t>
-      </w:r>
-    </w:p>
-    <w:p>
-      <w:pPr>
-        <w:spacing w:before="0" w:after="80"/>
-      </w:pPr>
-      <w:r>
-        <w:rPr>
-          <w:b w:val="0"/>
-          <w:i w:val="0"/>
-          <w:sz w:val="22"/>
-        </w:rPr>
-        <w:t>What problem will I own from beginning to end?</w:t>
-      </w:r>
-    </w:p>
-    <w:p>
-      <w:pPr>
-        <w:spacing w:before="0" w:after="80"/>
-      </w:pPr>
-      <w:r>
-        <w:rPr>
-          <w:b w:val="0"/>
-          <w:i w:val="0"/>
-          <w:sz w:val="22"/>
-        </w:rPr>
-        <w:t>What level of stakeholder will I work with?</w:t>
-      </w:r>
-    </w:p>
-    <w:p>
-      <w:pPr>
-        <w:spacing w:before="0" w:after="80"/>
-      </w:pPr>
-      <w:r>
-        <w:rPr>
-          <w:b w:val="0"/>
-          <w:i w:val="0"/>
-          <w:sz w:val="22"/>
-        </w:rPr>
-        <w:t>What evidence would show that I am ready for the next level?</w:t>
+        <w:t>What decisions will I get to make? What problem will I own from beginning to end? What level of stakeholder will I work with? What evidence would show that I am ready for the next level?</w:t>
       </w:r>
     </w:p>
     <w:p>
@@ -870,20 +792,7 @@
           <w:i w:val="0"/>
           <w:sz w:val="22"/>
         </w:rPr>
-        <w:t>That changes the question from: “Can I help more?”</w:t>
-      </w:r>
-    </w:p>
-    <w:p>
-      <w:pPr>
-        <w:spacing w:before="0" w:after="80"/>
-      </w:pPr>
-      <w:r>
-        <w:rPr>
-          <w:b/>
-          <w:i w:val="0"/>
-          <w:sz w:val="22"/>
-        </w:rPr>
-        <w:t>to: “What would let me practice the next level of work?”</w:t>
+        <w:t>That changes the question from: “Can I help more?” to: “What would let me practice the next level of work?”</w:t>
       </w:r>
     </w:p>
     <w:p>
@@ -1025,6 +934,19 @@
     </w:p>
     <w:p>
       <w:pPr>
+        <w:spacing w:before="0" w:after="80"/>
+      </w:pPr>
+      <w:r>
+        <w:rPr>
+          <w:b w:val="0"/>
+          <w:i w:val="0"/>
+          <w:sz w:val="22"/>
+        </w:rPr>
+        <w:t>You can become more useful without becoming easier to picture at the next level.</w:t>
+      </w:r>
+    </w:p>
+    <w:p>
+      <w:pPr>
         <w:spacing w:before="200" w:after="60"/>
         <w:keepNext w:val="1"/>
         <w:keepLines w:val="1"/>
@@ -1049,7 +971,7 @@
           <w:i w:val="0"/>
           <w:sz w:val="22"/>
         </w:rPr>
-        <w:t>You can become more useful without becoming easier to picture at the next level.</w:t>
+        <w:t>Pick one kind of next-level work you want to be trusted with. Ask what decision, problem, stakeholder, or risk would let you practice it where someone can see the result.</w:t>
       </w:r>
     </w:p>
     <w:p>

--- a/deliverables/V4-V11_SYNC/PACKAGES/NEW_V07_Synchronized_Production_Package/05_SHORTS/Three_Candidate_Shorts.docx
+++ b/deliverables/V4-V11_SYNC/PACKAGES/NEW_V07_Synchronized_Production_Package/05_SHORTS/Three_Candidate_Shorts.docx
@@ -106,7 +106,7 @@
         <w:rPr>
           <w:sz w:val="21"/>
         </w:rPr>
-        <w:t>Wednesday, September 16, 2026 | 3:16 PM CT</w:t>
+        <w:t>Wednesday, September 16, 2026 | 3:21 PM CT</w:t>
       </w:r>
     </w:p>
     <w:p>
@@ -655,6 +655,409 @@
           <w:color w:val="8A6D1E"/>
           <w:sz w:val="17"/>
         </w:rPr>
+        <w:t>OPENING, SPECIFIC TO THIS SHORT</w:t>
+      </w:r>
+    </w:p>
+    <w:tbl>
+      <w:tblPr>
+        <w:tblW w:type="auto" w:w="0"/>
+        <w:jc w:val="left"/>
+        <w:tblBorders>
+          <w:top w:val="single" w:sz="4" w:space="0" w:color="C9BFA8"/>
+          <w:left w:val="single" w:sz="4" w:space="0" w:color="C9BFA8"/>
+          <w:bottom w:val="single" w:sz="4" w:space="0" w:color="C9BFA8"/>
+          <w:right w:val="single" w:sz="4" w:space="0" w:color="C9BFA8"/>
+          <w:insideH w:val="single" w:sz="4" w:space="0" w:color="C9BFA8"/>
+          <w:insideV w:val="single" w:sz="4" w:space="0" w:color="C9BFA8"/>
+        </w:tblBorders>
+        <w:tblLayout w:type="fixed"/>
+        <w:tblLook w:firstColumn="1" w:firstRow="1" w:lastColumn="0" w:lastRow="0" w:noHBand="0" w:noVBand="1" w:val="04A0"/>
+      </w:tblPr>
+      <w:tblGrid>
+        <w:gridCol w:w="4824"/>
+        <w:gridCol w:w="4824"/>
+      </w:tblGrid>
+      <w:tr>
+        <w:trPr>
+          <w:tblHeader w:val="true"/>
+        </w:trPr>
+        <w:tc>
+          <w:tcPr>
+            <w:tcW w:type="dxa" w:w="1872"/>
+            <w:shd w:val="clear" w:color="auto" w:fill="F3EFE6"/>
+          </w:tcPr>
+          <w:p>
+            <w:pPr>
+              <w:spacing w:before="60" w:after="60" w:line="264" w:lineRule="auto"/>
+            </w:pPr>
+            <w:r/>
+            <w:r>
+              <w:rPr>
+                <w:b/>
+                <w:i w:val="0"/>
+                <w:color w:val="112345"/>
+                <w:sz w:val="17"/>
+              </w:rPr>
+            </w:r>
+          </w:p>
+        </w:tc>
+        <w:tc>
+          <w:tcPr>
+            <w:tcW w:type="dxa" w:w="7776"/>
+            <w:shd w:val="clear" w:color="auto" w:fill="F3EFE6"/>
+          </w:tcPr>
+          <w:p>
+            <w:pPr>
+              <w:spacing w:before="60" w:after="60" w:line="264" w:lineRule="auto"/>
+            </w:pPr>
+            <w:r/>
+            <w:r>
+              <w:rPr>
+                <w:b/>
+                <w:i w:val="0"/>
+                <w:color w:val="112345"/>
+                <w:sz w:val="17"/>
+              </w:rPr>
+            </w:r>
+          </w:p>
+        </w:tc>
+      </w:tr>
+      <w:tr>
+        <w:tc>
+          <w:tcPr>
+            <w:tcW w:type="dxa" w:w="1872"/>
+          </w:tcPr>
+          <w:p>
+            <w:pPr>
+              <w:spacing w:before="60" w:after="60" w:line="264" w:lineRule="auto"/>
+            </w:pPr>
+            <w:r/>
+            <w:r>
+              <w:rPr>
+                <w:b w:val="0"/>
+                <w:i w:val="0"/>
+                <w:sz w:val="17"/>
+              </w:rPr>
+              <w:t>On-screen text</w:t>
+            </w:r>
+          </w:p>
+        </w:tc>
+        <w:tc>
+          <w:tcPr>
+            <w:tcW w:type="dxa" w:w="7776"/>
+          </w:tcPr>
+          <w:p>
+            <w:pPr>
+              <w:spacing w:before="60" w:after="60" w:line="264" w:lineRule="auto"/>
+            </w:pPr>
+            <w:r/>
+            <w:r>
+              <w:rPr>
+                <w:b w:val="0"/>
+                <w:i w:val="0"/>
+                <w:sz w:val="17"/>
+              </w:rPr>
+              <w:t>Both dependable. Both experienced. Both working hard.</w:t>
+            </w:r>
+          </w:p>
+        </w:tc>
+      </w:tr>
+      <w:tr>
+        <w:tc>
+          <w:tcPr>
+            <w:tcW w:type="dxa" w:w="1872"/>
+          </w:tcPr>
+          <w:p>
+            <w:pPr>
+              <w:spacing w:before="60" w:after="60" w:line="264" w:lineRule="auto"/>
+            </w:pPr>
+            <w:r/>
+            <w:r>
+              <w:rPr>
+                <w:b w:val="0"/>
+                <w:i w:val="0"/>
+                <w:sz w:val="17"/>
+              </w:rPr>
+              <w:t>Opening visual</w:t>
+            </w:r>
+          </w:p>
+        </w:tc>
+        <w:tc>
+          <w:tcPr>
+            <w:tcW w:type="dxa" w:w="7776"/>
+          </w:tcPr>
+          <w:p>
+            <w:pPr>
+              <w:spacing w:before="60" w:after="60" w:line="264" w:lineRule="auto"/>
+            </w:pPr>
+            <w:r/>
+            <w:r>
+              <w:rPr>
+                <w:b w:val="0"/>
+                <w:i w:val="0"/>
+                <w:sz w:val="17"/>
+              </w:rPr>
+              <w:t>Camera, 9:16</w:t>
+            </w:r>
+          </w:p>
+        </w:tc>
+      </w:tr>
+      <w:tr>
+        <w:tc>
+          <w:tcPr>
+            <w:tcW w:type="dxa" w:w="1872"/>
+          </w:tcPr>
+          <w:p>
+            <w:pPr>
+              <w:spacing w:before="60" w:after="60" w:line="264" w:lineRule="auto"/>
+            </w:pPr>
+            <w:r/>
+            <w:r>
+              <w:rPr>
+                <w:b w:val="0"/>
+                <w:i w:val="0"/>
+                <w:sz w:val="17"/>
+              </w:rPr>
+              <w:t>Sound</w:t>
+            </w:r>
+          </w:p>
+        </w:tc>
+        <w:tc>
+          <w:tcPr>
+            <w:tcW w:type="dxa" w:w="7776"/>
+          </w:tcPr>
+          <w:p>
+            <w:pPr>
+              <w:spacing w:before="60" w:after="60" w:line="264" w:lineRule="auto"/>
+            </w:pPr>
+            <w:r/>
+            <w:r>
+              <w:rPr>
+                <w:b w:val="0"/>
+                <w:i w:val="0"/>
+                <w:sz w:val="17"/>
+              </w:rPr>
+              <w:t>One accent, on “hard”</w:t>
+            </w:r>
+          </w:p>
+        </w:tc>
+      </w:tr>
+    </w:tbl>
+    <w:p>
+      <w:pPr>
+        <w:spacing w:after="120"/>
+      </w:pPr>
+    </w:p>
+    <w:p>
+      <w:pPr>
+        <w:spacing w:before="200" w:after="60"/>
+        <w:keepNext w:val="1"/>
+        <w:keepLines w:val="1"/>
+      </w:pPr>
+      <w:r>
+        <w:rPr>
+          <w:b/>
+          <w:i w:val="0"/>
+          <w:color w:val="8A6D1E"/>
+          <w:sz w:val="17"/>
+        </w:rPr>
+        <w:t>CUT TO</w:t>
+      </w:r>
+    </w:p>
+    <w:tbl>
+      <w:tblPr>
+        <w:tblW w:type="auto" w:w="0"/>
+        <w:jc w:val="left"/>
+        <w:tblBorders>
+          <w:top w:val="single" w:sz="4" w:space="0" w:color="C9BFA8"/>
+          <w:left w:val="single" w:sz="4" w:space="0" w:color="C9BFA8"/>
+          <w:bottom w:val="single" w:sz="4" w:space="0" w:color="C9BFA8"/>
+          <w:right w:val="single" w:sz="4" w:space="0" w:color="C9BFA8"/>
+          <w:insideH w:val="single" w:sz="4" w:space="0" w:color="C9BFA8"/>
+          <w:insideV w:val="single" w:sz="4" w:space="0" w:color="C9BFA8"/>
+        </w:tblBorders>
+        <w:tblLayout w:type="fixed"/>
+        <w:tblLook w:firstColumn="1" w:firstRow="1" w:lastColumn="0" w:lastRow="0" w:noHBand="0" w:noVBand="1" w:val="04A0"/>
+      </w:tblPr>
+      <w:tblGrid>
+        <w:gridCol w:w="4824"/>
+        <w:gridCol w:w="4824"/>
+      </w:tblGrid>
+      <w:tr>
+        <w:trPr>
+          <w:tblHeader w:val="true"/>
+        </w:trPr>
+        <w:tc>
+          <w:tcPr>
+            <w:tcW w:type="dxa" w:w="4896"/>
+            <w:shd w:val="clear" w:color="auto" w:fill="F3EFE6"/>
+          </w:tcPr>
+          <w:p>
+            <w:pPr>
+              <w:spacing w:before="60" w:after="60" w:line="264" w:lineRule="auto"/>
+            </w:pPr>
+            <w:r/>
+            <w:r>
+              <w:rPr>
+                <w:b/>
+                <w:i w:val="0"/>
+                <w:color w:val="112345"/>
+                <w:sz w:val="17"/>
+              </w:rPr>
+              <w:t>ON THESE WORDS</w:t>
+            </w:r>
+          </w:p>
+        </w:tc>
+        <w:tc>
+          <w:tcPr>
+            <w:tcW w:type="dxa" w:w="4752"/>
+            <w:shd w:val="clear" w:color="auto" w:fill="F3EFE6"/>
+          </w:tcPr>
+          <w:p>
+            <w:pPr>
+              <w:spacing w:before="60" w:after="60" w:line="264" w:lineRule="auto"/>
+            </w:pPr>
+            <w:r/>
+            <w:r>
+              <w:rPr>
+                <w:b/>
+                <w:i w:val="0"/>
+                <w:color w:val="112345"/>
+                <w:sz w:val="17"/>
+              </w:rPr>
+              <w:t>CARD</w:t>
+            </w:r>
+          </w:p>
+        </w:tc>
+      </w:tr>
+      <w:tr>
+        <w:tc>
+          <w:tcPr>
+            <w:tcW w:type="dxa" w:w="4896"/>
+          </w:tcPr>
+          <w:p>
+            <w:pPr>
+              <w:spacing w:before="60" w:after="60" w:line="264" w:lineRule="auto"/>
+            </w:pPr>
+            <w:r/>
+            <w:r>
+              <w:rPr>
+                <w:b w:val="0"/>
+                <w:i w:val="0"/>
+                <w:sz w:val="17"/>
+              </w:rPr>
+              <w:t>the difference is not always who worked harder</w:t>
+            </w:r>
+          </w:p>
+        </w:tc>
+        <w:tc>
+          <w:tcPr>
+            <w:tcW w:type="dxa" w:w="4752"/>
+          </w:tcPr>
+          <w:p>
+            <w:pPr>
+              <w:spacing w:before="60" w:after="60" w:line="264" w:lineRule="auto"/>
+            </w:pPr>
+            <w:r/>
+            <w:r>
+              <w:rPr>
+                <w:b w:val="0"/>
+                <w:i w:val="0"/>
+                <w:sz w:val="17"/>
+              </w:rPr>
+              <w:t>NEW_V7_FS_01_NOT_ALWAYS_WHO_WORKED_HARDER</w:t>
+            </w:r>
+          </w:p>
+        </w:tc>
+      </w:tr>
+      <w:tr>
+        <w:tc>
+          <w:tcPr>
+            <w:tcW w:type="dxa" w:w="4896"/>
+          </w:tcPr>
+          <w:p>
+            <w:pPr>
+              <w:spacing w:before="60" w:after="60" w:line="264" w:lineRule="auto"/>
+            </w:pPr>
+            <w:r/>
+            <w:r>
+              <w:rPr>
+                <w:b w:val="0"/>
+                <w:i w:val="0"/>
+                <w:sz w:val="17"/>
+              </w:rPr>
+              <w:t>Access matters.</w:t>
+            </w:r>
+          </w:p>
+        </w:tc>
+        <w:tc>
+          <w:tcPr>
+            <w:tcW w:type="dxa" w:w="4752"/>
+          </w:tcPr>
+          <w:p>
+            <w:pPr>
+              <w:spacing w:before="60" w:after="60" w:line="264" w:lineRule="auto"/>
+            </w:pPr>
+            <w:r/>
+            <w:r>
+              <w:rPr>
+                <w:b w:val="0"/>
+                <w:i w:val="0"/>
+                <w:sz w:val="17"/>
+              </w:rPr>
+              <w:t>NEW_V7_FS_05_NOT_MERIT</w:t>
+            </w:r>
+          </w:p>
+        </w:tc>
+      </w:tr>
+    </w:tbl>
+    <w:p>
+      <w:pPr>
+        <w:spacing w:after="120"/>
+      </w:pPr>
+    </w:p>
+    <w:p>
+      <w:pPr>
+        <w:spacing w:before="200" w:after="60"/>
+        <w:keepNext w:val="1"/>
+        <w:keepLines w:val="1"/>
+      </w:pPr>
+      <w:r>
+        <w:rPr>
+          <w:b/>
+          <w:i w:val="0"/>
+          <w:color w:val="8A6D1E"/>
+          <w:sz w:val="17"/>
+        </w:rPr>
+        <w:t>PAYOFF FRAME</w:t>
+      </w:r>
+    </w:p>
+    <w:p>
+      <w:pPr>
+        <w:spacing w:before="0" w:after="160"/>
+      </w:pPr>
+      <w:r>
+        <w:rPr>
+          <w:b w:val="0"/>
+          <w:i w:val="0"/>
+          <w:sz w:val="21"/>
+        </w:rPr>
+        <w:t>NEW_V7_FS_02_TWO_QUESTIONS, held on the ask. It is the last frame.</w:t>
+      </w:r>
+    </w:p>
+    <w:p>
+      <w:pPr>
+        <w:spacing w:before="200" w:after="60"/>
+        <w:keepNext w:val="1"/>
+        <w:keepLines w:val="1"/>
+      </w:pPr>
+      <w:r>
+        <w:rPr>
+          <w:b/>
+          <w:i w:val="0"/>
+          <w:color w:val="8A6D1E"/>
+          <w:sz w:val="17"/>
+        </w:rPr>
         <w:t>STANDS ALONE</w:t>
       </w:r>
     </w:p>
@@ -668,7 +1071,7 @@
           <w:i w:val="0"/>
           <w:sz w:val="21"/>
         </w:rPr>
-        <w:t>Understandable without the long-form video. It is not a trailer, and the ask is the only ask.</w:t>
+        <w:t>Understandable without the long-form video. It is not a trailer, and the ask is the only ask. Every card named above already exists in this video's 04_VISUAL_ASSETS folder.</w:t>
       </w:r>
     </w:p>
     <w:p>
@@ -808,6 +1211,369 @@
           <w:color w:val="8A6D1E"/>
           <w:sz w:val="17"/>
         </w:rPr>
+        <w:t>OPENING, SPECIFIC TO THIS SHORT</w:t>
+      </w:r>
+    </w:p>
+    <w:tbl>
+      <w:tblPr>
+        <w:tblW w:type="auto" w:w="0"/>
+        <w:jc w:val="left"/>
+        <w:tblBorders>
+          <w:top w:val="single" w:sz="4" w:space="0" w:color="C9BFA8"/>
+          <w:left w:val="single" w:sz="4" w:space="0" w:color="C9BFA8"/>
+          <w:bottom w:val="single" w:sz="4" w:space="0" w:color="C9BFA8"/>
+          <w:right w:val="single" w:sz="4" w:space="0" w:color="C9BFA8"/>
+          <w:insideH w:val="single" w:sz="4" w:space="0" w:color="C9BFA8"/>
+          <w:insideV w:val="single" w:sz="4" w:space="0" w:color="C9BFA8"/>
+        </w:tblBorders>
+        <w:tblLayout w:type="fixed"/>
+        <w:tblLook w:firstColumn="1" w:firstRow="1" w:lastColumn="0" w:lastRow="0" w:noHBand="0" w:noVBand="1" w:val="04A0"/>
+      </w:tblPr>
+      <w:tblGrid>
+        <w:gridCol w:w="4824"/>
+        <w:gridCol w:w="4824"/>
+      </w:tblGrid>
+      <w:tr>
+        <w:trPr>
+          <w:tblHeader w:val="true"/>
+        </w:trPr>
+        <w:tc>
+          <w:tcPr>
+            <w:tcW w:type="dxa" w:w="1872"/>
+            <w:shd w:val="clear" w:color="auto" w:fill="F3EFE6"/>
+          </w:tcPr>
+          <w:p>
+            <w:pPr>
+              <w:spacing w:before="60" w:after="60" w:line="264" w:lineRule="auto"/>
+            </w:pPr>
+            <w:r/>
+            <w:r>
+              <w:rPr>
+                <w:b/>
+                <w:i w:val="0"/>
+                <w:color w:val="112345"/>
+                <w:sz w:val="17"/>
+              </w:rPr>
+            </w:r>
+          </w:p>
+        </w:tc>
+        <w:tc>
+          <w:tcPr>
+            <w:tcW w:type="dxa" w:w="7776"/>
+            <w:shd w:val="clear" w:color="auto" w:fill="F3EFE6"/>
+          </w:tcPr>
+          <w:p>
+            <w:pPr>
+              <w:spacing w:before="60" w:after="60" w:line="264" w:lineRule="auto"/>
+            </w:pPr>
+            <w:r/>
+            <w:r>
+              <w:rPr>
+                <w:b/>
+                <w:i w:val="0"/>
+                <w:color w:val="112345"/>
+                <w:sz w:val="17"/>
+              </w:rPr>
+            </w:r>
+          </w:p>
+        </w:tc>
+      </w:tr>
+      <w:tr>
+        <w:tc>
+          <w:tcPr>
+            <w:tcW w:type="dxa" w:w="1872"/>
+          </w:tcPr>
+          <w:p>
+            <w:pPr>
+              <w:spacing w:before="60" w:after="60" w:line="264" w:lineRule="auto"/>
+            </w:pPr>
+            <w:r/>
+            <w:r>
+              <w:rPr>
+                <w:b w:val="0"/>
+                <w:i w:val="0"/>
+                <w:sz w:val="17"/>
+              </w:rPr>
+              <w:t>On-screen text</w:t>
+            </w:r>
+          </w:p>
+        </w:tc>
+        <w:tc>
+          <w:tcPr>
+            <w:tcW w:type="dxa" w:w="7776"/>
+          </w:tcPr>
+          <w:p>
+            <w:pPr>
+              <w:spacing w:before="60" w:after="60" w:line="264" w:lineRule="auto"/>
+            </w:pPr>
+            <w:r/>
+            <w:r>
+              <w:rPr>
+                <w:b w:val="0"/>
+                <w:i w:val="0"/>
+                <w:sz w:val="17"/>
+              </w:rPr>
+              <w:t>Ask what kind of responsibility.</w:t>
+            </w:r>
+          </w:p>
+        </w:tc>
+      </w:tr>
+      <w:tr>
+        <w:tc>
+          <w:tcPr>
+            <w:tcW w:type="dxa" w:w="1872"/>
+          </w:tcPr>
+          <w:p>
+            <w:pPr>
+              <w:spacing w:before="60" w:after="60" w:line="264" w:lineRule="auto"/>
+            </w:pPr>
+            <w:r/>
+            <w:r>
+              <w:rPr>
+                <w:b w:val="0"/>
+                <w:i w:val="0"/>
+                <w:sz w:val="17"/>
+              </w:rPr>
+              <w:t>Opening visual</w:t>
+            </w:r>
+          </w:p>
+        </w:tc>
+        <w:tc>
+          <w:tcPr>
+            <w:tcW w:type="dxa" w:w="7776"/>
+          </w:tcPr>
+          <w:p>
+            <w:pPr>
+              <w:spacing w:before="60" w:after="60" w:line="264" w:lineRule="auto"/>
+            </w:pPr>
+            <w:r/>
+            <w:r>
+              <w:rPr>
+                <w:b w:val="0"/>
+                <w:i w:val="0"/>
+                <w:sz w:val="17"/>
+              </w:rPr>
+              <w:t>Camera, 9:16</w:t>
+            </w:r>
+          </w:p>
+        </w:tc>
+      </w:tr>
+      <w:tr>
+        <w:tc>
+          <w:tcPr>
+            <w:tcW w:type="dxa" w:w="1872"/>
+          </w:tcPr>
+          <w:p>
+            <w:pPr>
+              <w:spacing w:before="60" w:after="60" w:line="264" w:lineRule="auto"/>
+            </w:pPr>
+            <w:r/>
+            <w:r>
+              <w:rPr>
+                <w:b w:val="0"/>
+                <w:i w:val="0"/>
+                <w:sz w:val="17"/>
+              </w:rPr>
+              <w:t>Sound</w:t>
+            </w:r>
+          </w:p>
+        </w:tc>
+        <w:tc>
+          <w:tcPr>
+            <w:tcW w:type="dxa" w:w="7776"/>
+          </w:tcPr>
+          <w:p>
+            <w:pPr>
+              <w:spacing w:before="60" w:after="60" w:line="264" w:lineRule="auto"/>
+            </w:pPr>
+            <w:r/>
+            <w:r>
+              <w:rPr>
+                <w:b w:val="0"/>
+                <w:i w:val="0"/>
+                <w:sz w:val="17"/>
+              </w:rPr>
+              <w:t>One accent, on “responsibility”</w:t>
+            </w:r>
+          </w:p>
+        </w:tc>
+      </w:tr>
+    </w:tbl>
+    <w:p>
+      <w:pPr>
+        <w:spacing w:after="120"/>
+      </w:pPr>
+    </w:p>
+    <w:p>
+      <w:pPr>
+        <w:spacing w:before="200" w:after="60"/>
+        <w:keepNext w:val="1"/>
+        <w:keepLines w:val="1"/>
+      </w:pPr>
+      <w:r>
+        <w:rPr>
+          <w:b/>
+          <w:i w:val="0"/>
+          <w:color w:val="8A6D1E"/>
+          <w:sz w:val="17"/>
+        </w:rPr>
+        <w:t>CUT TO</w:t>
+      </w:r>
+    </w:p>
+    <w:tbl>
+      <w:tblPr>
+        <w:tblW w:type="auto" w:w="0"/>
+        <w:jc w:val="left"/>
+        <w:tblBorders>
+          <w:top w:val="single" w:sz="4" w:space="0" w:color="C9BFA8"/>
+          <w:left w:val="single" w:sz="4" w:space="0" w:color="C9BFA8"/>
+          <w:bottom w:val="single" w:sz="4" w:space="0" w:color="C9BFA8"/>
+          <w:right w:val="single" w:sz="4" w:space="0" w:color="C9BFA8"/>
+          <w:insideH w:val="single" w:sz="4" w:space="0" w:color="C9BFA8"/>
+          <w:insideV w:val="single" w:sz="4" w:space="0" w:color="C9BFA8"/>
+        </w:tblBorders>
+        <w:tblLayout w:type="fixed"/>
+        <w:tblLook w:firstColumn="1" w:firstRow="1" w:lastColumn="0" w:lastRow="0" w:noHBand="0" w:noVBand="1" w:val="04A0"/>
+      </w:tblPr>
+      <w:tblGrid>
+        <w:gridCol w:w="4824"/>
+        <w:gridCol w:w="4824"/>
+      </w:tblGrid>
+      <w:tr>
+        <w:trPr>
+          <w:tblHeader w:val="true"/>
+        </w:trPr>
+        <w:tc>
+          <w:tcPr>
+            <w:tcW w:type="dxa" w:w="4896"/>
+            <w:shd w:val="clear" w:color="auto" w:fill="F3EFE6"/>
+          </w:tcPr>
+          <w:p>
+            <w:pPr>
+              <w:spacing w:before="60" w:after="60" w:line="264" w:lineRule="auto"/>
+            </w:pPr>
+            <w:r/>
+            <w:r>
+              <w:rPr>
+                <w:b/>
+                <w:i w:val="0"/>
+                <w:color w:val="112345"/>
+                <w:sz w:val="17"/>
+              </w:rPr>
+              <w:t>ON THESE WORDS</w:t>
+            </w:r>
+          </w:p>
+        </w:tc>
+        <w:tc>
+          <w:tcPr>
+            <w:tcW w:type="dxa" w:w="4752"/>
+            <w:shd w:val="clear" w:color="auto" w:fill="F3EFE6"/>
+          </w:tcPr>
+          <w:p>
+            <w:pPr>
+              <w:spacing w:before="60" w:after="60" w:line="264" w:lineRule="auto"/>
+            </w:pPr>
+            <w:r/>
+            <w:r>
+              <w:rPr>
+                <w:b/>
+                <w:i w:val="0"/>
+                <w:color w:val="112345"/>
+                <w:sz w:val="17"/>
+              </w:rPr>
+              <w:t>CARD</w:t>
+            </w:r>
+          </w:p>
+        </w:tc>
+      </w:tr>
+      <w:tr>
+        <w:tc>
+          <w:tcPr>
+            <w:tcW w:type="dxa" w:w="4896"/>
+          </w:tcPr>
+          <w:p>
+            <w:pPr>
+              <w:spacing w:before="60" w:after="60" w:line="264" w:lineRule="auto"/>
+            </w:pPr>
+            <w:r/>
+            <w:r>
+              <w:rPr>
+                <w:b w:val="0"/>
+                <w:i w:val="0"/>
+                <w:sz w:val="17"/>
+              </w:rPr>
+              <w:t>What decisions will I get to make?</w:t>
+            </w:r>
+          </w:p>
+        </w:tc>
+        <w:tc>
+          <w:tcPr>
+            <w:tcW w:type="dxa" w:w="4752"/>
+          </w:tcPr>
+          <w:p>
+            <w:pPr>
+              <w:spacing w:before="60" w:after="60" w:line="264" w:lineRule="auto"/>
+            </w:pPr>
+            <w:r/>
+            <w:r>
+              <w:rPr>
+                <w:b w:val="0"/>
+                <w:i w:val="0"/>
+                <w:sz w:val="17"/>
+              </w:rPr>
+              <w:t>NEW_V7_FS_07_ASK_WHAT_KIND</w:t>
+            </w:r>
+          </w:p>
+        </w:tc>
+      </w:tr>
+    </w:tbl>
+    <w:p>
+      <w:pPr>
+        <w:spacing w:after="120"/>
+      </w:pPr>
+    </w:p>
+    <w:p>
+      <w:pPr>
+        <w:spacing w:before="200" w:after="60"/>
+        <w:keepNext w:val="1"/>
+        <w:keepLines w:val="1"/>
+      </w:pPr>
+      <w:r>
+        <w:rPr>
+          <w:b/>
+          <w:i w:val="0"/>
+          <w:color w:val="8A6D1E"/>
+          <w:sz w:val="17"/>
+        </w:rPr>
+        <w:t>PAYOFF FRAME</w:t>
+      </w:r>
+    </w:p>
+    <w:p>
+      <w:pPr>
+        <w:spacing w:before="0" w:after="160"/>
+      </w:pPr>
+      <w:r>
+        <w:rPr>
+          <w:b w:val="0"/>
+          <w:i w:val="0"/>
+          <w:sz w:val="21"/>
+        </w:rPr>
+        <w:t>NEW_V7_FS_08_CHANGES_THE_CONVERSATION, held on the ask. It is the last frame.</w:t>
+      </w:r>
+    </w:p>
+    <w:p>
+      <w:pPr>
+        <w:spacing w:before="200" w:after="60"/>
+        <w:keepNext w:val="1"/>
+        <w:keepLines w:val="1"/>
+      </w:pPr>
+      <w:r>
+        <w:rPr>
+          <w:b/>
+          <w:i w:val="0"/>
+          <w:color w:val="8A6D1E"/>
+          <w:sz w:val="17"/>
+        </w:rPr>
         <w:t>STANDS ALONE</w:t>
       </w:r>
     </w:p>
@@ -821,7 +1587,7 @@
           <w:i w:val="0"/>
           <w:sz w:val="21"/>
         </w:rPr>
-        <w:t>Understandable without the long-form video. It is not a trailer, and the ask is the only ask.</w:t>
+        <w:t>Understandable without the long-form video. It is not a trailer, and the ask is the only ask. Every card named above already exists in this video's 04_VISUAL_ASSETS folder.</w:t>
       </w:r>
     </w:p>
     <w:p>
@@ -987,6 +1753,369 @@
           <w:color w:val="8A6D1E"/>
           <w:sz w:val="17"/>
         </w:rPr>
+        <w:t>OPENING, SPECIFIC TO THIS SHORT</w:t>
+      </w:r>
+    </w:p>
+    <w:tbl>
+      <w:tblPr>
+        <w:tblW w:type="auto" w:w="0"/>
+        <w:jc w:val="left"/>
+        <w:tblBorders>
+          <w:top w:val="single" w:sz="4" w:space="0" w:color="C9BFA8"/>
+          <w:left w:val="single" w:sz="4" w:space="0" w:color="C9BFA8"/>
+          <w:bottom w:val="single" w:sz="4" w:space="0" w:color="C9BFA8"/>
+          <w:right w:val="single" w:sz="4" w:space="0" w:color="C9BFA8"/>
+          <w:insideH w:val="single" w:sz="4" w:space="0" w:color="C9BFA8"/>
+          <w:insideV w:val="single" w:sz="4" w:space="0" w:color="C9BFA8"/>
+        </w:tblBorders>
+        <w:tblLayout w:type="fixed"/>
+        <w:tblLook w:firstColumn="1" w:firstRow="1" w:lastColumn="0" w:lastRow="0" w:noHBand="0" w:noVBand="1" w:val="04A0"/>
+      </w:tblPr>
+      <w:tblGrid>
+        <w:gridCol w:w="4824"/>
+        <w:gridCol w:w="4824"/>
+      </w:tblGrid>
+      <w:tr>
+        <w:trPr>
+          <w:tblHeader w:val="true"/>
+        </w:trPr>
+        <w:tc>
+          <w:tcPr>
+            <w:tcW w:type="dxa" w:w="1872"/>
+            <w:shd w:val="clear" w:color="auto" w:fill="F3EFE6"/>
+          </w:tcPr>
+          <w:p>
+            <w:pPr>
+              <w:spacing w:before="60" w:after="60" w:line="264" w:lineRule="auto"/>
+            </w:pPr>
+            <w:r/>
+            <w:r>
+              <w:rPr>
+                <w:b/>
+                <w:i w:val="0"/>
+                <w:color w:val="112345"/>
+                <w:sz w:val="17"/>
+              </w:rPr>
+            </w:r>
+          </w:p>
+        </w:tc>
+        <w:tc>
+          <w:tcPr>
+            <w:tcW w:type="dxa" w:w="7776"/>
+            <w:shd w:val="clear" w:color="auto" w:fill="F3EFE6"/>
+          </w:tcPr>
+          <w:p>
+            <w:pPr>
+              <w:spacing w:before="60" w:after="60" w:line="264" w:lineRule="auto"/>
+            </w:pPr>
+            <w:r/>
+            <w:r>
+              <w:rPr>
+                <w:b/>
+                <w:i w:val="0"/>
+                <w:color w:val="112345"/>
+                <w:sz w:val="17"/>
+              </w:rPr>
+            </w:r>
+          </w:p>
+        </w:tc>
+      </w:tr>
+      <w:tr>
+        <w:tc>
+          <w:tcPr>
+            <w:tcW w:type="dxa" w:w="1872"/>
+          </w:tcPr>
+          <w:p>
+            <w:pPr>
+              <w:spacing w:before="60" w:after="60" w:line="264" w:lineRule="auto"/>
+            </w:pPr>
+            <w:r/>
+            <w:r>
+              <w:rPr>
+                <w:b w:val="0"/>
+                <w:i w:val="0"/>
+                <w:sz w:val="17"/>
+              </w:rPr>
+              <w:t>On-screen text</w:t>
+            </w:r>
+          </w:p>
+        </w:tc>
+        <w:tc>
+          <w:tcPr>
+            <w:tcW w:type="dxa" w:w="7776"/>
+          </w:tcPr>
+          <w:p>
+            <w:pPr>
+              <w:spacing w:before="60" w:after="60" w:line="264" w:lineRule="auto"/>
+            </w:pPr>
+            <w:r/>
+            <w:r>
+              <w:rPr>
+                <w:b w:val="0"/>
+                <w:i w:val="0"/>
+                <w:sz w:val="17"/>
+              </w:rPr>
+              <w:t>evidence for your current role, not the next one</w:t>
+            </w:r>
+          </w:p>
+        </w:tc>
+      </w:tr>
+      <w:tr>
+        <w:tc>
+          <w:tcPr>
+            <w:tcW w:type="dxa" w:w="1872"/>
+          </w:tcPr>
+          <w:p>
+            <w:pPr>
+              <w:spacing w:before="60" w:after="60" w:line="264" w:lineRule="auto"/>
+            </w:pPr>
+            <w:r/>
+            <w:r>
+              <w:rPr>
+                <w:b w:val="0"/>
+                <w:i w:val="0"/>
+                <w:sz w:val="17"/>
+              </w:rPr>
+              <w:t>Opening visual</w:t>
+            </w:r>
+          </w:p>
+        </w:tc>
+        <w:tc>
+          <w:tcPr>
+            <w:tcW w:type="dxa" w:w="7776"/>
+          </w:tcPr>
+          <w:p>
+            <w:pPr>
+              <w:spacing w:before="60" w:after="60" w:line="264" w:lineRule="auto"/>
+            </w:pPr>
+            <w:r/>
+            <w:r>
+              <w:rPr>
+                <w:b w:val="0"/>
+                <w:i w:val="0"/>
+                <w:sz w:val="17"/>
+              </w:rPr>
+              <w:t>Camera, 9:16</w:t>
+            </w:r>
+          </w:p>
+        </w:tc>
+      </w:tr>
+      <w:tr>
+        <w:tc>
+          <w:tcPr>
+            <w:tcW w:type="dxa" w:w="1872"/>
+          </w:tcPr>
+          <w:p>
+            <w:pPr>
+              <w:spacing w:before="60" w:after="60" w:line="264" w:lineRule="auto"/>
+            </w:pPr>
+            <w:r/>
+            <w:r>
+              <w:rPr>
+                <w:b w:val="0"/>
+                <w:i w:val="0"/>
+                <w:sz w:val="17"/>
+              </w:rPr>
+              <w:t>Sound</w:t>
+            </w:r>
+          </w:p>
+        </w:tc>
+        <w:tc>
+          <w:tcPr>
+            <w:tcW w:type="dxa" w:w="7776"/>
+          </w:tcPr>
+          <w:p>
+            <w:pPr>
+              <w:spacing w:before="60" w:after="60" w:line="264" w:lineRule="auto"/>
+            </w:pPr>
+            <w:r/>
+            <w:r>
+              <w:rPr>
+                <w:b w:val="0"/>
+                <w:i w:val="0"/>
+                <w:sz w:val="17"/>
+              </w:rPr>
+              <w:t>One accent, on “every day”</w:t>
+            </w:r>
+          </w:p>
+        </w:tc>
+      </w:tr>
+    </w:tbl>
+    <w:p>
+      <w:pPr>
+        <w:spacing w:after="120"/>
+      </w:pPr>
+    </w:p>
+    <w:p>
+      <w:pPr>
+        <w:spacing w:before="200" w:after="60"/>
+        <w:keepNext w:val="1"/>
+        <w:keepLines w:val="1"/>
+      </w:pPr>
+      <w:r>
+        <w:rPr>
+          <w:b/>
+          <w:i w:val="0"/>
+          <w:color w:val="8A6D1E"/>
+          <w:sz w:val="17"/>
+        </w:rPr>
+        <w:t>CUT TO</w:t>
+      </w:r>
+    </w:p>
+    <w:tbl>
+      <w:tblPr>
+        <w:tblW w:type="auto" w:w="0"/>
+        <w:jc w:val="left"/>
+        <w:tblBorders>
+          <w:top w:val="single" w:sz="4" w:space="0" w:color="C9BFA8"/>
+          <w:left w:val="single" w:sz="4" w:space="0" w:color="C9BFA8"/>
+          <w:bottom w:val="single" w:sz="4" w:space="0" w:color="C9BFA8"/>
+          <w:right w:val="single" w:sz="4" w:space="0" w:color="C9BFA8"/>
+          <w:insideH w:val="single" w:sz="4" w:space="0" w:color="C9BFA8"/>
+          <w:insideV w:val="single" w:sz="4" w:space="0" w:color="C9BFA8"/>
+        </w:tblBorders>
+        <w:tblLayout w:type="fixed"/>
+        <w:tblLook w:firstColumn="1" w:firstRow="1" w:lastColumn="0" w:lastRow="0" w:noHBand="0" w:noVBand="1" w:val="04A0"/>
+      </w:tblPr>
+      <w:tblGrid>
+        <w:gridCol w:w="4824"/>
+        <w:gridCol w:w="4824"/>
+      </w:tblGrid>
+      <w:tr>
+        <w:trPr>
+          <w:tblHeader w:val="true"/>
+        </w:trPr>
+        <w:tc>
+          <w:tcPr>
+            <w:tcW w:type="dxa" w:w="4896"/>
+            <w:shd w:val="clear" w:color="auto" w:fill="F3EFE6"/>
+          </w:tcPr>
+          <w:p>
+            <w:pPr>
+              <w:spacing w:before="60" w:after="60" w:line="264" w:lineRule="auto"/>
+            </w:pPr>
+            <w:r/>
+            <w:r>
+              <w:rPr>
+                <w:b/>
+                <w:i w:val="0"/>
+                <w:color w:val="112345"/>
+                <w:sz w:val="17"/>
+              </w:rPr>
+              <w:t>ON THESE WORDS</w:t>
+            </w:r>
+          </w:p>
+        </w:tc>
+        <w:tc>
+          <w:tcPr>
+            <w:tcW w:type="dxa" w:w="4752"/>
+            <w:shd w:val="clear" w:color="auto" w:fill="F3EFE6"/>
+          </w:tcPr>
+          <w:p>
+            <w:pPr>
+              <w:spacing w:before="60" w:after="60" w:line="264" w:lineRule="auto"/>
+            </w:pPr>
+            <w:r/>
+            <w:r>
+              <w:rPr>
+                <w:b/>
+                <w:i w:val="0"/>
+                <w:color w:val="112345"/>
+                <w:sz w:val="17"/>
+              </w:rPr>
+              <w:t>CARD</w:t>
+            </w:r>
+          </w:p>
+        </w:tc>
+      </w:tr>
+      <w:tr>
+        <w:tc>
+          <w:tcPr>
+            <w:tcW w:type="dxa" w:w="4896"/>
+          </w:tcPr>
+          <w:p>
+            <w:pPr>
+              <w:spacing w:before="60" w:after="60" w:line="264" w:lineRule="auto"/>
+            </w:pPr>
+            <w:r/>
+            <w:r>
+              <w:rPr>
+                <w:b w:val="0"/>
+                <w:i w:val="0"/>
+                <w:sz w:val="17"/>
+              </w:rPr>
+              <w:t>The problem may be that the evidence people see</w:t>
+            </w:r>
+          </w:p>
+        </w:tc>
+        <w:tc>
+          <w:tcPr>
+            <w:tcW w:type="dxa" w:w="4752"/>
+          </w:tcPr>
+          <w:p>
+            <w:pPr>
+              <w:spacing w:before="60" w:after="60" w:line="264" w:lineRule="auto"/>
+            </w:pPr>
+            <w:r/>
+            <w:r>
+              <w:rPr>
+                <w:b w:val="0"/>
+                <w:i w:val="0"/>
+                <w:sz w:val="17"/>
+              </w:rPr>
+              <w:t>NEW_V7_FS_06_EVIDENCE_FOR_WHICH_ROLE</w:t>
+            </w:r>
+          </w:p>
+        </w:tc>
+      </w:tr>
+    </w:tbl>
+    <w:p>
+      <w:pPr>
+        <w:spacing w:after="120"/>
+      </w:pPr>
+    </w:p>
+    <w:p>
+      <w:pPr>
+        <w:spacing w:before="200" w:after="60"/>
+        <w:keepNext w:val="1"/>
+        <w:keepLines w:val="1"/>
+      </w:pPr>
+      <w:r>
+        <w:rPr>
+          <w:b/>
+          <w:i w:val="0"/>
+          <w:color w:val="8A6D1E"/>
+          <w:sz w:val="17"/>
+        </w:rPr>
+        <w:t>PAYOFF FRAME</w:t>
+      </w:r>
+    </w:p>
+    <w:p>
+      <w:pPr>
+        <w:spacing w:before="0" w:after="160"/>
+      </w:pPr>
+      <w:r>
+        <w:rPr>
+          <w:b w:val="0"/>
+          <w:i w:val="0"/>
+          <w:sz w:val="21"/>
+        </w:rPr>
+        <w:t>NEW_V7_FS_13_CTA, held on the ask. It is the last frame.</w:t>
+      </w:r>
+    </w:p>
+    <w:p>
+      <w:pPr>
+        <w:spacing w:before="200" w:after="60"/>
+        <w:keepNext w:val="1"/>
+        <w:keepLines w:val="1"/>
+      </w:pPr>
+      <w:r>
+        <w:rPr>
+          <w:b/>
+          <w:i w:val="0"/>
+          <w:color w:val="8A6D1E"/>
+          <w:sz w:val="17"/>
+        </w:rPr>
         <w:t>STANDS ALONE</w:t>
       </w:r>
     </w:p>
@@ -1000,7 +2129,7 @@
           <w:i w:val="0"/>
           <w:sz w:val="21"/>
         </w:rPr>
-        <w:t>Understandable without the long-form video. It is not a trailer, and the ask is the only ask.</w:t>
+        <w:t>Understandable without the long-form video. It is not a trailer, and the ask is the only ask. Every card named above already exists in this video's 04_VISUAL_ASSETS folder.</w:t>
       </w:r>
     </w:p>
     <w:sectPr>

--- a/deliverables/V4-V11_SYNC/PACKAGES/NEW_V07_Synchronized_Production_Package/05_SHORTS/Three_Candidate_Shorts.docx
+++ b/deliverables/V4-V11_SYNC/PACKAGES/NEW_V07_Synchronized_Production_Package/05_SHORTS/Three_Candidate_Shorts.docx
@@ -106,7 +106,7 @@
         <w:rPr>
           <w:sz w:val="21"/>
         </w:rPr>
-        <w:t>Wednesday, September 16, 2026 | 3:21 PM CT</w:t>
+        <w:t>Thursday, September 17, 2026 | 8:55 AM CT</w:t>
       </w:r>
     </w:p>
     <w:p>
@@ -370,7 +370,7 @@
                 <w:i w:val="0"/>
                 <w:sz w:val="17"/>
               </w:rPr>
-              <w:t>74</w:t>
+              <w:t>107</w:t>
             </w:r>
           </w:p>
         </w:tc>
@@ -389,7 +389,7 @@
                 <w:i w:val="0"/>
                 <w:sz w:val="17"/>
               </w:rPr>
-              <w:t>0:27</w:t>
+              <w:t>0:39</w:t>
             </w:r>
           </w:p>
         </w:tc>
@@ -1171,6 +1171,19 @@
     </w:p>
     <w:p>
       <w:pPr>
+        <w:spacing w:before="0" w:after="80"/>
+      </w:pPr>
+      <w:r>
+        <w:rPr>
+          <w:b w:val="0"/>
+          <w:i w:val="0"/>
+          <w:sz w:val="22"/>
+        </w:rPr>
+        <w:t>That changes the question from: “Can I help more?” to: “What would let me practice the next level of work?”</w:t>
+      </w:r>
+    </w:p>
+    <w:p>
+      <w:pPr>
         <w:spacing w:before="200" w:after="60"/>
         <w:keepNext w:val="1"/>
         <w:keepLines w:val="1"/>
@@ -1195,7 +1208,7 @@
           <w:i w:val="0"/>
           <w:sz w:val="22"/>
         </w:rPr>
-        <w:t>That changes the question from: “Can I help more?” to: “What would let me practice the next level of work?”</w:t>
+        <w:t>You could say: “I want to be ready for larger scope. When you think about the next level here, what would you need to see me handle that you have not seen yet?”</w:t>
       </w:r>
     </w:p>
     <w:p>

--- a/deliverables/V4-V11_SYNC/PACKAGES/NEW_V07_Synchronized_Production_Package/05_SHORTS/Three_Candidate_Shorts.docx
+++ b/deliverables/V4-V11_SYNC/PACKAGES/NEW_V07_Synchronized_Production_Package/05_SHORTS/Three_Candidate_Shorts.docx
@@ -106,7 +106,7 @@
         <w:rPr>
           <w:sz w:val="21"/>
         </w:rPr>
-        <w:t>Thursday, September 17, 2026 | 8:55 AM CT</w:t>
+        <w:t>Thursday, September 17, 2026 | 12:57 PM CT</w:t>
       </w:r>
     </w:p>
     <w:p>
@@ -448,7 +448,7 @@
                 <w:i w:val="0"/>
                 <w:sz w:val="17"/>
               </w:rPr>
-              <w:t>101</w:t>
+              <w:t>83</w:t>
             </w:r>
           </w:p>
         </w:tc>
@@ -467,7 +467,7 @@
                 <w:i w:val="0"/>
                 <w:sz w:val="17"/>
               </w:rPr>
-              <w:t>0:37</w:t>
+              <w:t>0:30</w:t>
             </w:r>
           </w:p>
         </w:tc>
@@ -1750,7 +1750,7 @@
           <w:i w:val="0"/>
           <w:sz w:val="22"/>
         </w:rPr>
-        <w:t>Pick one kind of next-level work you want to be trusted with. Ask what decision, problem, stakeholder, or risk would let you practice it where someone can see the result.</w:t>
+        <w:t>Pick one kind of next-level work you want to be trusted with.</w:t>
       </w:r>
     </w:p>
     <w:p>

--- a/deliverables/V4-V11_SYNC/PACKAGES/NEW_V07_Synchronized_Production_Package/05_SHORTS/Three_Candidate_Shorts.docx
+++ b/deliverables/V4-V11_SYNC/PACKAGES/NEW_V07_Synchronized_Production_Package/05_SHORTS/Three_Candidate_Shorts.docx
@@ -106,7 +106,7 @@
         <w:rPr>
           <w:sz w:val="21"/>
         </w:rPr>
-        <w:t>Thursday, September 17, 2026 | 12:57 PM CT</w:t>
+        <w:t>Saturday, September 19, 2026 | 6:36 AM CT</w:t>
       </w:r>
     </w:p>
     <w:p>

--- a/deliverables/V4-V11_SYNC/PACKAGES/NEW_V07_Synchronized_Production_Package/05_SHORTS/Three_Candidate_Shorts.docx
+++ b/deliverables/V4-V11_SYNC/PACKAGES/NEW_V07_Synchronized_Production_Package/05_SHORTS/Three_Candidate_Shorts.docx
@@ -106,7 +106,7 @@
         <w:rPr>
           <w:sz w:val="21"/>
         </w:rPr>
-        <w:t>Saturday, September 19, 2026 | 6:36 AM CT</w:t>
+        <w:t>Saturday, September 19, 2026 | 7:08 AM CT</w:t>
       </w:r>
     </w:p>
     <w:p>
